--- a/documents/Auto_Email_Churn_Retention_SRS.docx
+++ b/documents/Auto_Email_Churn_Retention_SRS.docx
@@ -17,16 +17,7 @@
     </w:p>
     <w:p>
       <w:r>
-        <w:t>2025/</w:t>
-      </w:r>
-      <w:r>
-        <w:t>07</w:t>
-      </w:r>
-      <w:r>
-        <w:t>/0</w:t>
-      </w:r>
-      <w:r>
-        <w:t>1</w:t>
+        <w:t>2025/07/01</w:t>
       </w:r>
     </w:p>
     <w:p>
@@ -151,15 +142,7 @@
         <w:jc w:val="both"/>
       </w:pPr>
       <w:r>
-        <w:t xml:space="preserve">The core objective of this project is to automate the </w:t>
-      </w:r>
-      <w:proofErr w:type="gramStart"/>
-      <w:r>
-        <w:t>end to end</w:t>
-      </w:r>
-      <w:proofErr w:type="gramEnd"/>
-      <w:r>
-        <w:t xml:space="preserve"> workflow from churn prediction model creation and utilize LLMs to generate personalized emails based on the importance of the features.</w:t>
+        <w:t>The core objective of this project is to automate the end to end workflow from churn prediction model creation and utilize LLMs to generate personalized emails based on the importance of the features.</w:t>
       </w:r>
     </w:p>
     <w:p>
@@ -486,14 +469,7 @@
                 <w:sz w:val="18"/>
                 <w:szCs w:val="18"/>
               </w:rPr>
-              <w:t xml:space="preserve">A </w:t>
-            </w:r>
-            <w:r>
-              <w:rPr>
-                <w:sz w:val="18"/>
-                <w:szCs w:val="18"/>
-              </w:rPr>
-              <w:t xml:space="preserve">summary of report of both churning and non-churning customers. Also including the feature importance based on </w:t>
+              <w:t xml:space="preserve">A summary of report of both churning and non-churning customers. Also including the feature importance based on </w:t>
             </w:r>
             <w:r>
               <w:rPr>
@@ -583,14 +559,7 @@
                 <w:sz w:val="18"/>
                 <w:szCs w:val="18"/>
               </w:rPr>
-              <w:t>A website to</w:t>
-            </w:r>
-            <w:r>
-              <w:rPr>
-                <w:sz w:val="18"/>
-                <w:szCs w:val="18"/>
-              </w:rPr>
-              <w:t xml:space="preserve"> manage and control all the processes.</w:t>
+              <w:t>A website to manage and control all the processes.</w:t>
             </w:r>
             <w:r>
               <w:rPr>
@@ -641,14 +610,7 @@
                 <w:sz w:val="18"/>
                 <w:szCs w:val="18"/>
               </w:rPr>
-              <w:t xml:space="preserve">This is the main interface to access the </w:t>
-            </w:r>
-            <w:r>
-              <w:rPr>
-                <w:sz w:val="18"/>
-                <w:szCs w:val="18"/>
-              </w:rPr>
-              <w:t>Auto Email Churn Retention project.</w:t>
+              <w:t>This is the main interface to access the Auto Email Churn Retention project.</w:t>
             </w:r>
           </w:p>
         </w:tc>
@@ -684,21 +646,27 @@
                 <w:sz w:val="18"/>
                 <w:szCs w:val="18"/>
               </w:rPr>
-              <w:t xml:space="preserve">Machine Learning </w:t>
-            </w:r>
-            <w:r>
+              <w:t>Machine Learning Churn Predictor</w:t>
+            </w:r>
+          </w:p>
+        </w:tc>
+        <w:tc>
+          <w:tcPr>
+            <w:tcW w:w="1665" w:type="pct"/>
+          </w:tcPr>
+          <w:p>
+            <w:pPr>
               <w:rPr>
                 <w:sz w:val="18"/>
                 <w:szCs w:val="18"/>
               </w:rPr>
-              <w:t>Churn</w:t>
-            </w:r>
+            </w:pPr>
             <w:r>
               <w:rPr>
                 <w:sz w:val="18"/>
                 <w:szCs w:val="18"/>
               </w:rPr>
-              <w:t xml:space="preserve"> Predictor</w:t>
+              <w:t>A machine learning model to determine if the customer is churning or not, as well as features contributing to the classification.</w:t>
             </w:r>
           </w:p>
         </w:tc>
@@ -718,41 +686,7 @@
                 <w:sz w:val="18"/>
                 <w:szCs w:val="18"/>
               </w:rPr>
-              <w:t>A machine learning model to determine</w:t>
-            </w:r>
-            <w:r>
-              <w:rPr>
-                <w:sz w:val="18"/>
-                <w:szCs w:val="18"/>
-              </w:rPr>
-              <w:t xml:space="preserve"> if the customer is churning or not, as well as features contributing to the classification.</w:t>
-            </w:r>
-          </w:p>
-        </w:tc>
-        <w:tc>
-          <w:tcPr>
-            <w:tcW w:w="1665" w:type="pct"/>
-          </w:tcPr>
-          <w:p>
-            <w:pPr>
-              <w:rPr>
-                <w:sz w:val="18"/>
-                <w:szCs w:val="18"/>
-              </w:rPr>
-            </w:pPr>
-            <w:r>
-              <w:rPr>
-                <w:sz w:val="18"/>
-                <w:szCs w:val="18"/>
-              </w:rPr>
-              <w:t xml:space="preserve">This is utilized to determine whether a </w:t>
-            </w:r>
-            <w:r>
-              <w:rPr>
-                <w:sz w:val="18"/>
-                <w:szCs w:val="18"/>
-              </w:rPr>
-              <w:t>customer will be churning or not, also including feature importance.</w:t>
+              <w:t>This is utilized to determine whether a customer will be churning or not, also including feature importance.</w:t>
             </w:r>
           </w:p>
         </w:tc>
@@ -994,24 +928,14 @@
       <w:r>
         <w:t xml:space="preserve">Table </w:t>
       </w:r>
-      <w:r>
-        <w:fldChar w:fldCharType="begin"/>
-      </w:r>
-      <w:r>
-        <w:instrText xml:space="preserve"> SEQ Table \* ARABIC </w:instrText>
-      </w:r>
-      <w:r>
-        <w:fldChar w:fldCharType="separate"/>
-      </w:r>
-      <w:r>
-        <w:rPr>
-          <w:noProof/>
-        </w:rPr>
-        <w:t>1</w:t>
-      </w:r>
-      <w:r>
-        <w:fldChar w:fldCharType="end"/>
-      </w:r>
+      <w:fldSimple w:instr=" SEQ Table \* ARABIC ">
+        <w:r>
+          <w:rPr>
+            <w:noProof/>
+          </w:rPr>
+          <w:t>1</w:t>
+        </w:r>
+      </w:fldSimple>
       <w:r>
         <w:t xml:space="preserve"> General Functional Requirements</w:t>
       </w:r>
@@ -1039,7 +963,10 @@
           </w:tcPr>
           <w:p>
             <w:r>
-              <w:t>Main Page</w:t>
+              <w:t>Web</w:t>
+            </w:r>
+            <w:r>
+              <w:t xml:space="preserve"> Page</w:t>
             </w:r>
           </w:p>
         </w:tc>
@@ -1050,7 +977,10 @@
           </w:tcPr>
           <w:p>
             <w:r>
-              <w:t>Main Page Description</w:t>
+              <w:t>Web</w:t>
+            </w:r>
+            <w:r>
+              <w:t xml:space="preserve"> Page Description</w:t>
             </w:r>
           </w:p>
         </w:tc>
@@ -1271,13 +1201,8 @@
             <w:tcW w:w="1469" w:type="pct"/>
           </w:tcPr>
           <w:p>
-            <w:proofErr w:type="gramStart"/>
-            <w:r>
-              <w:t>Actually</w:t>
-            </w:r>
-            <w:proofErr w:type="gramEnd"/>
-            <w:r>
-              <w:t xml:space="preserve"> start training a churn prediction model</w:t>
+            <w:r>
+              <w:t>Actually start training a churn prediction model</w:t>
             </w:r>
           </w:p>
         </w:tc>
@@ -1792,7 +1717,14 @@
                 <w:b/>
                 <w:bCs/>
               </w:rPr>
-              <w:t>Scored Emails Table</w:t>
+              <w:t>Emails Scored</w:t>
+            </w:r>
+            <w:r>
+              <w:rPr>
+                <w:b/>
+                <w:bCs/>
+              </w:rPr>
+              <w:t xml:space="preserve"> Table</w:t>
             </w:r>
           </w:p>
         </w:tc>
@@ -2355,24 +2287,14 @@
       <w:r>
         <w:t xml:space="preserve">Table </w:t>
       </w:r>
-      <w:r>
-        <w:fldChar w:fldCharType="begin"/>
-      </w:r>
-      <w:r>
-        <w:instrText xml:space="preserve"> SEQ Table \* ARABIC </w:instrText>
-      </w:r>
-      <w:r>
-        <w:fldChar w:fldCharType="separate"/>
-      </w:r>
-      <w:r>
-        <w:rPr>
-          <w:noProof/>
-        </w:rPr>
-        <w:t>2</w:t>
-      </w:r>
-      <w:r>
-        <w:fldChar w:fldCharType="end"/>
-      </w:r>
+      <w:fldSimple w:instr=" SEQ Table \* ARABIC ">
+        <w:r>
+          <w:rPr>
+            <w:noProof/>
+          </w:rPr>
+          <w:t>2</w:t>
+        </w:r>
+      </w:fldSimple>
       <w:r>
         <w:t xml:space="preserve"> Website Functional Requirements</w:t>
       </w:r>
@@ -2452,15 +2374,7 @@
     </w:p>
     <w:p>
       <w:r>
-        <w:t xml:space="preserve">System features are a type of functional requirements. These are features that are required </w:t>
-      </w:r>
-      <w:proofErr w:type="gramStart"/>
-      <w:r>
-        <w:t>in order for</w:t>
-      </w:r>
-      <w:proofErr w:type="gramEnd"/>
-      <w:r>
-        <w:t xml:space="preserve"> a system to function.</w:t>
+        <w:t>System features are a type of functional requirements. These are features that are required in order for a system to function.</w:t>
       </w:r>
     </w:p>
     <w:p>
@@ -2592,15 +2506,73 @@
         </w:numPr>
       </w:pPr>
       <w:r>
-        <w:t>System Architecture</w:t>
-      </w:r>
-    </w:p>
-    <w:p>
-      <w:pPr>
-        <w:keepNext/>
-        <w:ind w:left="360"/>
+        <w:t>System Architectur</w:t>
+      </w:r>
+      <w:r>
+        <w:t>e</w:t>
+      </w:r>
+    </w:p>
+    <w:p>
+      <w:pPr>
         <w:jc w:val="center"/>
       </w:pPr>
+      <w:r>
+        <w:drawing>
+          <wp:inline distT="0" distB="0" distL="0" distR="0" wp14:anchorId="4ACCF606" wp14:editId="7FEB6A78">
+            <wp:extent cx="5408006" cy="2871020"/>
+            <wp:effectExtent l="19050" t="19050" r="21590" b="24765"/>
+            <wp:docPr id="22" name="Picture 21" descr="A diagram of a crm prediction interface&#10;&#10;AI-generated content may be incorrect.">
+              <a:extLst xmlns:a="http://schemas.openxmlformats.org/drawingml/2006/main">
+                <a:ext uri="{FF2B5EF4-FFF2-40B4-BE49-F238E27FC236}">
+                  <a16:creationId xmlns:a16="http://schemas.microsoft.com/office/drawing/2014/main" id="{36DFDF92-EC74-B562-2F0D-F2A5CD827516}"/>
+                </a:ext>
+              </a:extLst>
+            </wp:docPr>
+            <wp:cNvGraphicFramePr>
+              <a:graphicFrameLocks xmlns:a="http://schemas.openxmlformats.org/drawingml/2006/main" noChangeAspect="1"/>
+            </wp:cNvGraphicFramePr>
+            <a:graphic xmlns:a="http://schemas.openxmlformats.org/drawingml/2006/main">
+              <a:graphicData uri="http://schemas.openxmlformats.org/drawingml/2006/picture">
+                <pic:pic xmlns:pic="http://schemas.openxmlformats.org/drawingml/2006/picture">
+                  <pic:nvPicPr>
+                    <pic:cNvPr id="22" name="Picture 21" descr="A diagram of a crm prediction interface&#10;&#10;AI-generated content may be incorrect.">
+                      <a:extLst>
+                        <a:ext uri="{FF2B5EF4-FFF2-40B4-BE49-F238E27FC236}">
+                          <a16:creationId xmlns:a16="http://schemas.microsoft.com/office/drawing/2014/main" id="{36DFDF92-EC74-B562-2F0D-F2A5CD827516}"/>
+                        </a:ext>
+                      </a:extLst>
+                    </pic:cNvPr>
+                    <pic:cNvPicPr>
+                      <a:picLocks noChangeAspect="1"/>
+                    </pic:cNvPicPr>
+                  </pic:nvPicPr>
+                  <pic:blipFill>
+                    <a:blip r:embed="rId8"/>
+                    <a:srcRect t="5918" r="11294" b="10362"/>
+                    <a:stretch>
+                      <a:fillRect/>
+                    </a:stretch>
+                  </pic:blipFill>
+                  <pic:spPr>
+                    <a:xfrm>
+                      <a:off x="0" y="0"/>
+                      <a:ext cx="5408006" cy="2871020"/>
+                    </a:xfrm>
+                    <a:prstGeom prst="rect">
+                      <a:avLst/>
+                    </a:prstGeom>
+                    <a:ln>
+                      <a:solidFill>
+                        <a:schemeClr val="tx1"/>
+                      </a:solidFill>
+                    </a:ln>
+                  </pic:spPr>
+                </pic:pic>
+              </a:graphicData>
+            </a:graphic>
+          </wp:inline>
+        </w:drawing>
+      </w:r>
     </w:p>
     <w:p>
       <w:pPr>
@@ -2610,35 +2582,73 @@
       <w:r>
         <w:t xml:space="preserve">Figure </w:t>
       </w:r>
-      <w:r>
-        <w:fldChar w:fldCharType="begin"/>
-      </w:r>
-      <w:r>
-        <w:instrText xml:space="preserve"> SEQ Figure \* ARABIC </w:instrText>
-      </w:r>
-      <w:r>
-        <w:fldChar w:fldCharType="separate"/>
-      </w:r>
+      <w:fldSimple w:instr=" SEQ Figure \* ARABIC ">
+        <w:r>
+          <w:rPr>
+            <w:noProof/>
+          </w:rPr>
+          <w:t>1</w:t>
+        </w:r>
+      </w:fldSimple>
+      <w:r>
+        <w:t xml:space="preserve"> Production Architecture</w:t>
+      </w:r>
+    </w:p>
+    <w:p>
+      <w:pPr>
+        <w:jc w:val="center"/>
+      </w:pPr>
       <w:r>
         <w:rPr>
           <w:noProof/>
         </w:rPr>
-        <w:t>1</w:t>
-      </w:r>
-      <w:r>
-        <w:rPr>
-          <w:noProof/>
-        </w:rPr>
-        <w:fldChar w:fldCharType="end"/>
-      </w:r>
-      <w:r>
-        <w:t xml:space="preserve"> Production Architecture</w:t>
-      </w:r>
-    </w:p>
-    <w:p>
-      <w:pPr>
-        <w:jc w:val="center"/>
-      </w:pPr>
+        <w:drawing>
+          <wp:inline distT="0" distB="0" distL="0" distR="0" wp14:anchorId="22B75E08" wp14:editId="131C78AF">
+            <wp:extent cx="5396179" cy="3038049"/>
+            <wp:effectExtent l="19050" t="19050" r="14605" b="10160"/>
+            <wp:docPr id="751732579" name="Graphic 1"/>
+            <wp:cNvGraphicFramePr>
+              <a:graphicFrameLocks xmlns:a="http://schemas.openxmlformats.org/drawingml/2006/main" noChangeAspect="1"/>
+            </wp:cNvGraphicFramePr>
+            <a:graphic xmlns:a="http://schemas.openxmlformats.org/drawingml/2006/main">
+              <a:graphicData uri="http://schemas.openxmlformats.org/drawingml/2006/picture">
+                <pic:pic xmlns:pic="http://schemas.openxmlformats.org/drawingml/2006/picture">
+                  <pic:nvPicPr>
+                    <pic:cNvPr id="751732579" name="Graphic 1"/>
+                    <pic:cNvPicPr/>
+                  </pic:nvPicPr>
+                  <pic:blipFill>
+                    <a:blip r:embed="rId9">
+                      <a:extLst>
+                        <a:ext uri="{28A0092B-C50C-407E-A947-70E740481C1C}">
+                          <a14:useLocalDpi xmlns:a14="http://schemas.microsoft.com/office/drawing/2010/main" val="0"/>
+                        </a:ext>
+                      </a:extLst>
+                    </a:blip>
+                    <a:stretch>
+                      <a:fillRect/>
+                    </a:stretch>
+                  </pic:blipFill>
+                  <pic:spPr>
+                    <a:xfrm>
+                      <a:off x="0" y="0"/>
+                      <a:ext cx="5407719" cy="3044546"/>
+                    </a:xfrm>
+                    <a:prstGeom prst="rect">
+                      <a:avLst/>
+                    </a:prstGeom>
+                    <a:ln>
+                      <a:solidFill>
+                        <a:schemeClr val="tx1"/>
+                      </a:solidFill>
+                    </a:ln>
+                  </pic:spPr>
+                </pic:pic>
+              </a:graphicData>
+            </a:graphic>
+          </wp:inline>
+        </w:drawing>
+      </w:r>
     </w:p>
     <w:p>
       <w:pPr>
@@ -2648,29 +2658,22 @@
       <w:r>
         <w:t xml:space="preserve">Figure </w:t>
       </w:r>
-      <w:r>
-        <w:fldChar w:fldCharType="begin"/>
-      </w:r>
-      <w:r>
-        <w:instrText xml:space="preserve"> SEQ Figure \* ARABIC </w:instrText>
-      </w:r>
-      <w:r>
-        <w:fldChar w:fldCharType="separate"/>
-      </w:r>
-      <w:r>
-        <w:rPr>
-          <w:noProof/>
-        </w:rPr>
-        <w:t>2</w:t>
-      </w:r>
-      <w:r>
-        <w:rPr>
-          <w:noProof/>
-        </w:rPr>
-        <w:fldChar w:fldCharType="end"/>
-      </w:r>
-      <w:r>
-        <w:t xml:space="preserve"> Data Scrape Architecture</w:t>
+      <w:fldSimple w:instr=" SEQ Figure \* ARABIC ">
+        <w:r>
+          <w:rPr>
+            <w:noProof/>
+          </w:rPr>
+          <w:t>2</w:t>
+        </w:r>
+      </w:fldSimple>
+      <w:r>
+        <w:t xml:space="preserve"> </w:t>
+      </w:r>
+      <w:r>
+        <w:t>Model</w:t>
+      </w:r>
+      <w:r>
+        <w:t xml:space="preserve"> Architecture</w:t>
       </w:r>
     </w:p>
     <w:sectPr>
@@ -4868,7 +4871,6 @@
   <w:style w:type="character" w:default="1" w:styleId="DefaultParagraphFont">
     <w:name w:val="Default Paragraph Font"/>
     <w:uiPriority w:val="1"/>
-    <w:semiHidden/>
     <w:unhideWhenUsed/>
   </w:style>
   <w:style w:type="table" w:default="1" w:styleId="TableNormal">

--- a/documents/Auto_Email_Churn_Retention_SRS.docx
+++ b/documents/Auto_Email_Churn_Retention_SRS.docx
@@ -1515,7 +1515,7 @@
           </w:tcPr>
           <w:p>
             <w:r>
-              <w:t>In Progress</w:t>
+              <w:t>Done</w:t>
             </w:r>
           </w:p>
         </w:tc>
@@ -1616,7 +1616,11 @@
           <w:tcPr>
             <w:tcW w:w="1468" w:type="pct"/>
           </w:tcPr>
-          <w:p/>
+          <w:p>
+            <w:r>
+              <w:t>Done</w:t>
+            </w:r>
+          </w:p>
         </w:tc>
       </w:tr>
       <w:tr>

--- a/documents/Auto_Email_Churn_Retention_SRS.docx
+++ b/documents/Auto_Email_Churn_Retention_SRS.docx
@@ -1676,7 +1676,11 @@
           <w:tcPr>
             <w:tcW w:w="1468" w:type="pct"/>
           </w:tcPr>
-          <w:p/>
+          <w:p>
+            <w:r>
+              <w:t>Done</w:t>
+            </w:r>
+          </w:p>
         </w:tc>
       </w:tr>
       <w:tr>
@@ -1811,7 +1815,11 @@
           <w:tcPr>
             <w:tcW w:w="1468" w:type="pct"/>
           </w:tcPr>
-          <w:p/>
+          <w:p>
+            <w:r>
+              <w:t>Done</w:t>
+            </w:r>
+          </w:p>
         </w:tc>
       </w:tr>
       <w:tr>
@@ -1867,7 +1875,11 @@
           <w:tcPr>
             <w:tcW w:w="1468" w:type="pct"/>
           </w:tcPr>
-          <w:p/>
+          <w:p>
+            <w:r>
+              <w:t>Done</w:t>
+            </w:r>
+          </w:p>
         </w:tc>
       </w:tr>
       <w:tr>
@@ -2521,6 +2533,9 @@
         <w:jc w:val="center"/>
       </w:pPr>
       <w:r>
+        <w:rPr>
+          <w:noProof/>
+        </w:rPr>
         <w:drawing>
           <wp:inline distT="0" distB="0" distL="0" distR="0" wp14:anchorId="4ACCF606" wp14:editId="7FEB6A78">
             <wp:extent cx="5408006" cy="2871020"/>
@@ -4875,6 +4890,7 @@
   <w:style w:type="character" w:default="1" w:styleId="DefaultParagraphFont">
     <w:name w:val="Default Paragraph Font"/>
     <w:uiPriority w:val="1"/>
+    <w:semiHidden/>
     <w:unhideWhenUsed/>
   </w:style>
   <w:style w:type="table" w:default="1" w:styleId="TableNormal">
